--- a/lab3/отчёт.docx
+++ b/lab3/отчёт.docx
@@ -330,37 +330,7 @@
         <w:rPr>
           <w:lang w:val="ru-RU"/>
         </w:rPr>
-        <w:t>Иванов</w:t>
-      </w:r>
-      <w:r>
-        <w:rPr>
-          <w:lang w:val="ru-RU"/>
-        </w:rPr>
-        <w:t xml:space="preserve"> </w:t>
-      </w:r>
-      <w:r>
-        <w:rPr>
-          <w:lang w:val="ru-RU"/>
-        </w:rPr>
-        <w:t>Н</w:t>
-      </w:r>
-      <w:r>
-        <w:rPr>
-          <w:lang w:val="ru-RU"/>
-        </w:rPr>
-        <w:t>.</w:t>
-      </w:r>
-      <w:r>
-        <w:rPr>
-          <w:lang w:val="ru-RU"/>
-        </w:rPr>
-        <w:t>Д</w:t>
-      </w:r>
-      <w:r>
-        <w:rPr>
-          <w:lang w:val="ru-RU"/>
-        </w:rPr>
-        <w:t>.</w:t>
+        <w:t>Смолян М.С.</w:t>
       </w:r>
     </w:p>
     <w:p>
@@ -1981,13 +1951,6 @@
         </w:rPr>
         <w:br w:type="page"/>
       </w:r>
-      <w:r>
-        <w:rPr>
-          <w:lang w:val="ru-RU"/>
-        </w:rPr>
-        <w:lastRenderedPageBreak/>
-        <w:br w:type="page"/>
-      </w:r>
     </w:p>
     <w:p>
       <w:pPr>
@@ -4949,7 +4912,34 @@
           <w:szCs w:val="28"/>
           <w:lang w:val="ru-BY"/>
         </w:rPr>
-        <w:t xml:space="preserve"> = нод(</w:t>
+        <w:t xml:space="preserve"> = </w:t>
+      </w:r>
+      <w:r>
+        <w:rPr>
+          <w:rFonts w:eastAsia="Times New Roman"/>
+          <w:color w:val="000000"/>
+          <w:szCs w:val="28"/>
+          <w:lang w:val="ru-RU"/>
+        </w:rPr>
+        <w:t>НОД</w:t>
+      </w:r>
+      <w:r>
+        <w:rPr>
+          <w:rFonts w:eastAsia="Times New Roman"/>
+          <w:color w:val="000000"/>
+          <w:szCs w:val="28"/>
+          <w:lang w:val="ru-RU"/>
+        </w:rPr>
+        <w:t xml:space="preserve"> </w:t>
+      </w:r>
+      <w:r>
+        <w:rPr>
+          <w:rFonts w:eastAsia="Times New Roman"/>
+          <w:color w:val="000000"/>
+          <w:szCs w:val="28"/>
+          <w:lang w:val="ru-BY"/>
+        </w:rPr>
+        <w:t>(</w:t>
       </w:r>
       <w:r>
         <w:rPr>
